--- a/python/static/flowchart_generation_report.docx
+++ b/python/static/flowchart_generation_report.docx
@@ -34,7 +34,7 @@
         <w:spacing w:after="120"/>
       </w:pPr>
       <w:r>
-        <w:t>Step 1 Complete: Extracted 4377 characters from SOP_Service_Final.docx</w:t>
+        <w:t>Step 1 Complete: Extracted 887 characters from workflow_sop (5).docx</w:t>
       </w:r>
     </w:p>
     <w:p>
@@ -99,7 +99,7 @@
         <w:t xml:space="preserve">Source: </w:t>
       </w:r>
       <w:r>
-        <w:t>SOP_Service_Final.docx</w:t>
+        <w:t>workflow_sop (5).docx</w:t>
         <w:br/>
       </w:r>
       <w:r>
@@ -109,96 +109,64 @@
         <w:t xml:space="preserve">Length: </w:t>
       </w:r>
       <w:r>
-        <w:t>4377 characters</w:t>
+        <w:t>887 characters</w:t>
         <w:br/>
         <w:br/>
       </w:r>
     </w:p>
     <w:p>
       <w:r>
-        <w:t>Standard Operating Procedure (SOP)</w:t>
+        <w:t>Standard Operating Procedure</w:t>
         <w:br/>
-        <w:t>Report path: Reports – Design Report</w:t>
+        <w:t>Step-by-Step Workflow Documentation</w:t>
         <w:br/>
-        <w:t>System: SJE PLUS (GATI)</w:t>
+        <w:t>Step 1: Step 1</w:t>
         <w:br/>
-        <w:t>Objective:</w:t>
+        <w:t>**1- Apply Service Amt in Invoice**</w:t>
         <w:br/>
-        <w:t>To guide users on how to access and generate service-related invoices and reports through the Design Report menu in the SJE PLUS(GATI) system under the</w:t>
+        <w:t>Key objects &amp; actions:</w:t>
         <w:br/>
-        <w:t xml:space="preserve"> Reports &gt; Design Report &gt; Service Final section.</w:t>
+        <w:t xml:space="preserve">**1- Apply Service Amt in Invoice** — </w:t>
         <w:br/>
-        <w:t>Step-by-Step Instructions:</w:t>
+        <w:t xml:space="preserve">**2- Invoice + Memo Invoice** — </w:t>
         <w:br/>
-        <w:t>Step 1: Login</w:t>
+        <w:t xml:space="preserve">**3- Generate Service Invoice** — </w:t>
         <w:br/>
-        <w:t>- Open the SJE PLUS application.</w:t>
+        <w:t xml:space="preserve">**4- Service MIS Report** — </w:t>
         <w:br/>
-        <w:t>- Login using your punching credentials in Uni.</w:t>
+        <w:t>Step 2: Step 2</w:t>
         <w:br/>
-        <w:t>- Confirm successful login by checking the bottom status bar which should show: Login as : __________________</w:t>
+        <w:t>**Login**</w:t>
         <w:br/>
-        <w:t>Step 2: Open the Reports Menu</w:t>
+        <w:t>Key objects &amp; actions:</w:t>
         <w:br/>
-        <w:t>- On the top menu bar, click on Reports.</w:t>
+        <w:t>**Login** — The user is logged in as "Adarsh."</w:t>
         <w:br/>
-        <w:t>Step 3: Navigate to Design Report</w:t>
+        <w:t>**Select Menu** — The user is in the "Orders" section.</w:t>
         <w:br/>
-        <w:t>- In the dropdown under Reports, hover over Design Report (last option).</w:t>
+        <w:t>**Action Type** — The action type is set to "Service Update."</w:t>
         <w:br/>
-        <w:t>Step 4: Navigate to Service Final</w:t>
+        <w:t>**Date Range** — The date range is set from "04-Oct-2025" to "04-Oct-2025."</w:t>
         <w:br/>
-        <w:t>- A side menu will open. (If not visible, request access from the IT department.)</w:t>
+        <w:t>**Client Code** — The client code is set to "CU182-G."</w:t>
         <w:br/>
-        <w:t>- Scroll down and hover over the Service Final section.</w:t>
+        <w:t>**Invoice Number** — The invoice number is set to "null."</w:t>
         <w:br/>
-        <w:t>1) Title: Accessing “Apply Service Amt in Invoice” from SJE PLUS</w:t>
+        <w:t>**Print** — The user can print the form.</w:t>
         <w:br/>
-        <w:t>Step-by-Step Instructions:</w:t>
+        <w:t>**Cancel** — The user can cancel the process.</w:t>
         <w:br/>
-        <w:t>Figure: Apply Service Amt in Invoice screen interface</w:t>
+        <w:t>Step 3: Step 3</w:t>
         <w:br/>
-        <w:t>Step-by-Step Instructions (Continued):</w:t>
+        <w:t>Service Update</w:t>
         <w:br/>
-        <w:t>Step 1: Select D B Master</w:t>
+        <w:t>Key objects &amp; actions:</w:t>
         <w:br/>
-        <w:t>- Choose the ‘Emr’ Or  'Gati' from the Dropdown.</w:t>
+        <w:t xml:space="preserve">Service Update — </w:t>
         <w:br/>
-        <w:t>Step 2: Select Company</w:t>
+        <w:t xml:space="preserve">Logistic Update — </w:t>
         <w:br/>
-        <w:t>- Use the dropdown to select the appropriate company based on the database (EMR or GATI) for which the data needs to be updated.</w:t>
-        <w:br/>
-        <w:t>Step 3: Select Date Range</w:t>
-        <w:br/>
-        <w:t>- Choose the 'From Date' and 'To Date' using the calendar picker to define the invoice period.</w:t>
-        <w:br/>
-        <w:t xml:space="preserve">Step 4: Select Client Code </w:t>
-        <w:br/>
-        <w:t>- Select a specific client only applicable client codes are displayed based on the chosen database (EMR or GATI).</w:t>
-        <w:br/>
-        <w:t xml:space="preserve">Step 5: Select Inv Exp No </w:t>
-        <w:br/>
-        <w:t>- Select a specific client invoice (Only invoices with applicable client codes are shown here, and only if custom matching is pending.)</w:t>
-        <w:br/>
-        <w:t>Step 6: Generate the Report</w:t>
-        <w:br/>
-        <w:t>- Click the "Print" button at the bottom right of the screen to generate the Apply Service Amt in Invoice Report.</w:t>
-        <w:br/>
-        <w:t>Output:</w:t>
-        <w:br/>
-        <w:t>2) Title: Accessing “Invoice + Memo Invoice” from SJE PLUS</w:t>
-        <w:br/>
-        <w:t>Step-by-Step Instructions:</w:t>
-        <w:br/>
-        <w:t>Figure: Invoice + Memo Invoice scre</w:t>
-        <w:br/>
-        <w:br/>
-        <w:t>[... text truncated for brevity ...]</w:t>
-      </w:r>
-    </w:p>
-    <w:p>
-      <w:r>
-        <w:br w:type="page"/>
+        <w:t>Service Update &amp; Logistic Update —</w:t>
       </w:r>
     </w:p>
     <w:p>
@@ -213,7 +181,7 @@
       <w:r>
         <w:drawing>
           <wp:inline xmlns:a="http://schemas.openxmlformats.org/drawingml/2006/main" xmlns:pic="http://schemas.openxmlformats.org/drawingml/2006/picture">
-            <wp:extent cx="5486400" cy="7585788"/>
+            <wp:extent cx="5029200" cy="4086224"/>
             <wp:docPr id="1" name="Picture 1"/>
             <wp:cNvGraphicFramePr>
               <a:graphicFrameLocks noChangeAspect="1"/>
@@ -234,7 +202,7 @@
                   <pic:spPr>
                     <a:xfrm>
                       <a:off x="0" y="0"/>
-                      <a:ext cx="5486400" cy="7585788"/>
+                      <a:ext cx="5029200" cy="4086224"/>
                     </a:xfrm>
                     <a:prstGeom prst="rect"/>
                   </pic:spPr>
@@ -263,83 +231,42 @@
         </w:rPr>
         <w:t>graph TD;</w:t>
         <w:br/>
-        <w:t>A[Login] --&gt; B[Open SJE PLUS];</w:t>
+        <w:t>A[Standard Operating Procedure] --&gt; B[Step 1: Apply Service Amt in Invoice];</w:t>
         <w:br/>
-        <w:t>B --&gt; C[Login using credentials];</w:t>
+        <w:t>B --&gt; C[Apply Service Amt in Invoice];</w:t>
         <w:br/>
-        <w:t>C --&gt; D[Check status bar for successful login];</w:t>
+        <w:t>B --&gt; D[Invoice + Memo Invoice];</w:t>
         <w:br/>
-        <w:t>D -- Confirmation --&gt; E[Open Reports Menu];</w:t>
+        <w:t>C --&gt; E[Generate Service Invoice];</w:t>
         <w:br/>
-        <w:t>E --&gt; F[[Navigate to Design Report]];</w:t>
+        <w:t>E --&gt; F[Service MIS Report];</w:t>
         <w:br/>
-        <w:t>F --&gt; G[[Scroll and hover over Service Final]];</w:t>
+        <w:t>B --&gt; G[Login];</w:t>
         <w:br/>
-        <w:t>G -- Access 'Apply Service Amt in Invoice' --&gt; H[Select DB Master];</w:t>
+        <w:t>G --&gt; H[Login - User: Adarsh];</w:t>
         <w:br/>
-        <w:t>H --&gt; I[Select Company];</w:t>
+        <w:t>H --&gt; I[Select Menu - Orders section];</w:t>
         <w:br/>
-        <w:t>I --&gt; J[Select Date Range];</w:t>
+        <w:t>I --&gt; J[Action Type - Service Update];</w:t>
         <w:br/>
-        <w:t>J --&gt; K[Select Client Code];</w:t>
+        <w:t>J --&gt; K[Date Range - 04-Oct-2025 to 04-Oct-2025];</w:t>
         <w:br/>
-        <w:t>K --&gt; L[Select Inv Exp No];</w:t>
+        <w:t>K --&gt; L[Client Code - CU182-G];</w:t>
         <w:br/>
-        <w:t>L --&gt; M[Generate Report];</w:t>
+        <w:t>L --&gt; M[Invoice Number - null];</w:t>
         <w:br/>
-        <w:t>G -- Access 'Invoice + Memo Invoice' --&gt; N[Select DB Master];</w:t>
+        <w:t>M --&gt; N[Print];</w:t>
         <w:br/>
-        <w:t>N --&gt; O[Select Company];</w:t>
+        <w:t>M --&gt; O[Cancel];</w:t>
         <w:br/>
-        <w:t>O --&gt; P[Select Date Range];</w:t>
+        <w:t>G --&gt; P[Step 2: Service Update];</w:t>
         <w:br/>
-        <w:t>P --&gt; Q[Select Client Code];</w:t>
+        <w:t>P --&gt; Q[Service Update];</w:t>
         <w:br/>
-        <w:t>Q --&gt; R[Select Inv];</w:t>
+        <w:t>P --&gt; R[Logistic Update];</w:t>
         <w:br/>
-        <w:t>R --&gt; S[Generate Report];</w:t>
+        <w:t>P --&gt; S[Service Update &amp; Logistic Update];</w:t>
         <w:br/>
-        <w:t>F -- Access 'Generate Service Invoice' --&gt; T[Select DB Master];</w:t>
-        <w:br/>
-        <w:t>T --&gt; U[Select Memo From Company];</w:t>
-        <w:br/>
-        <w:t>U --&gt; V[Select Memo To Company];</w:t>
-        <w:br/>
-        <w:t>V --&gt; W[Select Date Range];</w:t>
-        <w:br/>
-        <w:t>W --&gt; X[Select Memo Client];</w:t>
-        <w:br/>
-        <w:t>X --&gt; Y[Select Memo Inv No];</w:t>
-        <w:br/>
-        <w:t>Y --&gt; Z[Generate Report];</w:t>
-        <w:br/>
-        <w:t>F -- Access 'Service MIS Report' --&gt; AA[Select DB Master];</w:t>
-        <w:br/>
-        <w:t>AA --&gt; AB[Select Company];</w:t>
-        <w:br/>
-        <w:t>AB --&gt; AC[Select Date Range];</w:t>
-        <w:br/>
-        <w:t>AC --&gt; AD[Select Party Code];</w:t>
-        <w:br/>
-        <w:t>AD --&gt; AE[Select Service InvNo];</w:t>
-        <w:br/>
-        <w:t>AE --&gt; AF[Generate Report];</w:t>
-        <w:br/>
-        <w:t>M --&gt; AG[Output: Apply Service Amt in Invoice Report];</w:t>
-        <w:br/>
-        <w:t>S --&gt; AH[Output: Invoice + Memo Invoice Report];</w:t>
-        <w:br/>
-        <w:t>Z --&gt; AI[Output: Generate Service Invoice Report];</w:t>
-        <w:br/>
-        <w:t>AF --&gt; AJ[Output: Service MIS Report];</w:t>
-        <w:br/>
-        <w:t>AJ --&gt; AK[End of Procedure];</w:t>
-        <w:br/>
-      </w:r>
-    </w:p>
-    <w:p>
-      <w:r>
-        <w:br w:type="page"/>
       </w:r>
     </w:p>
     <w:p>
@@ -379,7 +306,7 @@
         <w:pStyle w:val="ListBullet"/>
       </w:pPr>
       <w:r>
-        <w:t>Mermaid Code Length: 1322 characters</w:t>
+        <w:t>Mermaid Code Length: 622 characters</w:t>
       </w:r>
     </w:p>
     <w:p>

--- a/python/static/flowchart_generation_report.docx
+++ b/python/static/flowchart_generation_report.docx
@@ -25,16 +25,7 @@
         <w:spacing w:after="120"/>
       </w:pPr>
       <w:r>
-        <w:t>Step 1: File uploaded - extracting text from document</w:t>
-      </w:r>
-    </w:p>
-    <w:p>
-      <w:pPr>
-        <w:pStyle w:val="ListBullet"/>
-        <w:spacing w:after="120"/>
-      </w:pPr>
-      <w:r>
-        <w:t>Step 1 Complete: Extracted 887 characters from workflow_sop (5).docx</w:t>
+        <w:t>Step 1: Using provided text description</w:t>
       </w:r>
     </w:p>
     <w:p>
@@ -99,7 +90,7 @@
         <w:t xml:space="preserve">Source: </w:t>
       </w:r>
       <w:r>
-        <w:t>workflow_sop (5).docx</w:t>
+        <w:t>Text description</w:t>
         <w:br/>
       </w:r>
       <w:r>
@@ -109,64 +100,14 @@
         <w:t xml:space="preserve">Length: </w:t>
       </w:r>
       <w:r>
-        <w:t>887 characters</w:t>
+        <w:t>97 characters</w:t>
         <w:br/>
         <w:br/>
       </w:r>
     </w:p>
     <w:p>
       <w:r>
-        <w:t>Standard Operating Procedure</w:t>
-        <w:br/>
-        <w:t>Step-by-Step Workflow Documentation</w:t>
-        <w:br/>
-        <w:t>Step 1: Step 1</w:t>
-        <w:br/>
-        <w:t>**1- Apply Service Amt in Invoice**</w:t>
-        <w:br/>
-        <w:t>Key objects &amp; actions:</w:t>
-        <w:br/>
-        <w:t xml:space="preserve">**1- Apply Service Amt in Invoice** — </w:t>
-        <w:br/>
-        <w:t xml:space="preserve">**2- Invoice + Memo Invoice** — </w:t>
-        <w:br/>
-        <w:t xml:space="preserve">**3- Generate Service Invoice** — </w:t>
-        <w:br/>
-        <w:t xml:space="preserve">**4- Service MIS Report** — </w:t>
-        <w:br/>
-        <w:t>Step 2: Step 2</w:t>
-        <w:br/>
-        <w:t>**Login**</w:t>
-        <w:br/>
-        <w:t>Key objects &amp; actions:</w:t>
-        <w:br/>
-        <w:t>**Login** — The user is logged in as "Adarsh."</w:t>
-        <w:br/>
-        <w:t>**Select Menu** — The user is in the "Orders" section.</w:t>
-        <w:br/>
-        <w:t>**Action Type** — The action type is set to "Service Update."</w:t>
-        <w:br/>
-        <w:t>**Date Range** — The date range is set from "04-Oct-2025" to "04-Oct-2025."</w:t>
-        <w:br/>
-        <w:t>**Client Code** — The client code is set to "CU182-G."</w:t>
-        <w:br/>
-        <w:t>**Invoice Number** — The invoice number is set to "null."</w:t>
-        <w:br/>
-        <w:t>**Print** — The user can print the form.</w:t>
-        <w:br/>
-        <w:t>**Cancel** — The user can cancel the process.</w:t>
-        <w:br/>
-        <w:t>Step 3: Step 3</w:t>
-        <w:br/>
-        <w:t>Service Update</w:t>
-        <w:br/>
-        <w:t>Key objects &amp; actions:</w:t>
-        <w:br/>
-        <w:t xml:space="preserve">Service Update — </w:t>
-        <w:br/>
-        <w:t xml:space="preserve">Logistic Update — </w:t>
-        <w:br/>
-        <w:t>Service Update &amp; Logistic Update —</w:t>
+        <w:t>create workflow for service invoice which is 10 percent of fob value charged under seperatew memo</w:t>
       </w:r>
     </w:p>
     <w:p>
@@ -181,7 +122,7 @@
       <w:r>
         <w:drawing>
           <wp:inline xmlns:a="http://schemas.openxmlformats.org/drawingml/2006/main" xmlns:pic="http://schemas.openxmlformats.org/drawingml/2006/picture">
-            <wp:extent cx="5029200" cy="4086224"/>
+            <wp:extent cx="5029200" cy="7703176"/>
             <wp:docPr id="1" name="Picture 1"/>
             <wp:cNvGraphicFramePr>
               <a:graphicFrameLocks noChangeAspect="1"/>
@@ -202,7 +143,7 @@
                   <pic:spPr>
                     <a:xfrm>
                       <a:off x="0" y="0"/>
-                      <a:ext cx="5029200" cy="4086224"/>
+                      <a:ext cx="5029200" cy="7703176"/>
                     </a:xfrm>
                     <a:prstGeom prst="rect"/>
                   </pic:spPr>
@@ -231,41 +172,27 @@
         </w:rPr>
         <w:t>graph TD;</w:t>
         <w:br/>
-        <w:t>A[Standard Operating Procedure] --&gt; B[Step 1: Apply Service Amt in Invoice];</w:t>
+        <w:t>A[Start] --&gt; B[Check if Invoice]</w:t>
         <w:br/>
-        <w:t>B --&gt; C[Apply Service Amt in Invoice];</w:t>
+        <w:t>B -- Yes --&gt; C[Record Service Invoice]</w:t>
         <w:br/>
-        <w:t>B --&gt; D[Invoice + Memo Invoice];</w:t>
+        <w:t>B -- No --&gt; D[End Process]</w:t>
         <w:br/>
-        <w:t>C --&gt; E[Generate Service Invoice];</w:t>
+        <w:t>C --&gt; E[Calculate 10% of FOB Value?]</w:t>
         <w:br/>
-        <w:t>E --&gt; F[Service MIS Report];</w:t>
+        <w:t>E -- Yes --&gt; F[Create Separate Memo]</w:t>
         <w:br/>
-        <w:t>B --&gt; G[Login];</w:t>
+        <w:t>F --&gt; G[Attach Memo to Invoice]</w:t>
         <w:br/>
-        <w:t>G --&gt; H[Login - User: Adarsh];</w:t>
+        <w:t>G --&gt; H[Send Invoice &amp; Memo]</w:t>
         <w:br/>
-        <w:t>H --&gt; I[Select Menu - Orders section];</w:t>
+        <w:t>H --&gt; I[End Process]</w:t>
         <w:br/>
-        <w:t>I --&gt; J[Action Type - Service Update];</w:t>
+        <w:t>E -- No --&gt; J[Error Handling]</w:t>
         <w:br/>
-        <w:t>J --&gt; K[Date Range - 04-Oct-2025 to 04-Oct-2025];</w:t>
+        <w:t>J --&gt; K[Notify User of Issue]</w:t>
         <w:br/>
-        <w:t>K --&gt; L[Client Code - CU182-G];</w:t>
-        <w:br/>
-        <w:t>L --&gt; M[Invoice Number - null];</w:t>
-        <w:br/>
-        <w:t>M --&gt; N[Print];</w:t>
-        <w:br/>
-        <w:t>M --&gt; O[Cancel];</w:t>
-        <w:br/>
-        <w:t>G --&gt; P[Step 2: Service Update];</w:t>
-        <w:br/>
-        <w:t>P --&gt; Q[Service Update];</w:t>
-        <w:br/>
-        <w:t>P --&gt; R[Logistic Update];</w:t>
-        <w:br/>
-        <w:t>P --&gt; S[Service Update &amp; Logistic Update];</w:t>
+        <w:t>K --&gt; L[End Process]</w:t>
         <w:br/>
       </w:r>
     </w:p>
@@ -306,7 +233,7 @@
         <w:pStyle w:val="ListBullet"/>
       </w:pPr>
       <w:r>
-        <w:t>Mermaid Code Length: 622 characters</w:t>
+        <w:t>Mermaid Code Length: 346 characters</w:t>
       </w:r>
     </w:p>
     <w:p>
@@ -322,7 +249,7 @@
         <w:pStyle w:val="ListBullet"/>
       </w:pPr>
       <w:r>
-        <w:t>Total Processing Steps: 8</w:t>
+        <w:t>Total Processing Steps: 7</w:t>
       </w:r>
     </w:p>
     <w:sectPr>

--- a/python/static/flowchart_generation_report.docx
+++ b/python/static/flowchart_generation_report.docx
@@ -25,7 +25,16 @@
         <w:spacing w:after="120"/>
       </w:pPr>
       <w:r>
-        <w:t>Step 1: Using provided text description</w:t>
+        <w:t>Step 1: File uploaded - extracting text from document</w:t>
+      </w:r>
+    </w:p>
+    <w:p>
+      <w:pPr>
+        <w:pStyle w:val="ListBullet"/>
+        <w:spacing w:after="120"/>
+      </w:pPr>
+      <w:r>
+        <w:t>Step 1 Complete: Extracted 1036 characters from workflow_sop (8).docx</w:t>
       </w:r>
     </w:p>
     <w:p>
@@ -61,7 +70,16 @@
         <w:spacing w:after="120"/>
       </w:pPr>
       <w:r>
-        <w:t>Step 3 Complete: Diagram successfully rendered</w:t>
+        <w:t>Step 3 Failed: Initial render failed, attempting repair</w:t>
+      </w:r>
+    </w:p>
+    <w:p>
+      <w:pPr>
+        <w:pStyle w:val="ListBullet"/>
+        <w:spacing w:after="120"/>
+      </w:pPr>
+      <w:r>
+        <w:t>Step 4 Failed: Unable to generate valid diagram</w:t>
       </w:r>
     </w:p>
     <w:p>
@@ -90,7 +108,7 @@
         <w:t xml:space="preserve">Source: </w:t>
       </w:r>
       <w:r>
-        <w:t>Text description</w:t>
+        <w:t>workflow_sop (8).docx</w:t>
         <w:br/>
       </w:r>
       <w:r>
@@ -100,14 +118,62 @@
         <w:t xml:space="preserve">Length: </w:t>
       </w:r>
       <w:r>
-        <w:t>97 characters</w:t>
+        <w:t>1036 characters</w:t>
         <w:br/>
         <w:br/>
       </w:r>
     </w:p>
     <w:p>
       <w:r>
-        <w:t>create workflow for service invoice which is 10 percent of fob value charged under seperatew memo</w:t>
+        <w:t>Standard Operating Procedure</w:t>
+        <w:br/>
+        <w:t>Step-by-Step Workflow Documentation</w:t>
+        <w:br/>
+        <w:t>Step 1: Step 1</w:t>
+        <w:br/>
+        <w:t>**Design Report**</w:t>
+        <w:br/>
+        <w:t>Key objects &amp; actions:</w:t>
+        <w:br/>
+        <w:t xml:space="preserve">**Design Report** — </w:t>
+        <w:br/>
+        <w:t xml:space="preserve">**1- Apply Service Amt in Invoice** — </w:t>
+        <w:br/>
+        <w:t xml:space="preserve">**2- Invoice + Memo Invoice** — </w:t>
+        <w:br/>
+        <w:t xml:space="preserve">**3- Generate Service Invoice** — </w:t>
+        <w:br/>
+        <w:t xml:space="preserve">**4- Service MIS Report** — </w:t>
+        <w:br/>
+        <w:t>Step 2: Step 2</w:t>
+        <w:br/>
+        <w:t>**Login**</w:t>
+        <w:br/>
+        <w:t>Key objects &amp; actions:</w:t>
+        <w:br/>
+        <w:t>**Login** — The user is logged in as "Adarsh."</w:t>
+        <w:br/>
+        <w:t>**Select Menu** — The user is navigating through the menu options, specifically under the "Orders" section.</w:t>
+        <w:br/>
+        <w:t>**Select Action** — The user is selecting an action type, which is currently set to "Service Update."</w:t>
+        <w:br/>
+        <w:t>**Input Date Range** — The user is entering a date range for the invoice, with the "From Date" set to "04-Oct-2025" and the "To Date" also set to "04-Oct-2025."</w:t>
+        <w:br/>
+        <w:t>**Client Code** — The user is entering a client code, which is "CU1824G."</w:t>
+        <w:br/>
+        <w:t>**Invoice Number** — The user is entering an invoice number, which is "null."</w:t>
+        <w:br/>
+        <w:t>Step 3: Step 3</w:t>
+        <w:br/>
+        <w:t>**Service Update**</w:t>
+        <w:br/>
+        <w:t>Key objects &amp; actions:</w:t>
+        <w:br/>
+        <w:t xml:space="preserve">**Service Update** — </w:t>
+        <w:br/>
+        <w:t xml:space="preserve">**Logistic Update** — </w:t>
+        <w:br/>
+        <w:t>**Service Update &amp; Logistic Update** —</w:t>
       </w:r>
     </w:p>
     <w:p>
@@ -120,38 +186,7 @@
     </w:p>
     <w:p>
       <w:r>
-        <w:drawing>
-          <wp:inline xmlns:a="http://schemas.openxmlformats.org/drawingml/2006/main" xmlns:pic="http://schemas.openxmlformats.org/drawingml/2006/picture">
-            <wp:extent cx="5029200" cy="7703176"/>
-            <wp:docPr id="1" name="Picture 1"/>
-            <wp:cNvGraphicFramePr>
-              <a:graphicFrameLocks noChangeAspect="1"/>
-            </wp:cNvGraphicFramePr>
-            <a:graphic>
-              <a:graphicData uri="http://schemas.openxmlformats.org/drawingml/2006/picture">
-                <pic:pic>
-                  <pic:nvPicPr>
-                    <pic:cNvPr id="0" name="generated_flowchart.png"/>
-                    <pic:cNvPicPr/>
-                  </pic:nvPicPr>
-                  <pic:blipFill>
-                    <a:blip r:embed="rId9"/>
-                    <a:stretch>
-                      <a:fillRect/>
-                    </a:stretch>
-                  </pic:blipFill>
-                  <pic:spPr>
-                    <a:xfrm>
-                      <a:off x="0" y="0"/>
-                      <a:ext cx="5029200" cy="7703176"/>
-                    </a:xfrm>
-                    <a:prstGeom prst="rect"/>
-                  </pic:spPr>
-                </pic:pic>
-              </a:graphicData>
-            </a:graphic>
-          </wp:inline>
-        </w:drawing>
+        <w:t>⚠ Flowchart image could not be generated or is empty</w:t>
       </w:r>
     </w:p>
     <w:p/>
@@ -172,28 +207,7 @@
         </w:rPr>
         <w:t>graph TD;</w:t>
         <w:br/>
-        <w:t>A[Start] --&gt; B[Check if Invoice]</w:t>
-        <w:br/>
-        <w:t>B -- Yes --&gt; C[Record Service Invoice]</w:t>
-        <w:br/>
-        <w:t>B -- No --&gt; D[End Process]</w:t>
-        <w:br/>
-        <w:t>C --&gt; E[Calculate 10% of FOB Value?]</w:t>
-        <w:br/>
-        <w:t>E -- Yes --&gt; F[Create Separate Memo]</w:t>
-        <w:br/>
-        <w:t>F --&gt; G[Attach Memo to Invoice]</w:t>
-        <w:br/>
-        <w:t>G --&gt; H[Send Invoice &amp; Memo]</w:t>
-        <w:br/>
-        <w:t>H --&gt; I[End Process]</w:t>
-        <w:br/>
-        <w:t>E -- No --&gt; J[Error Handling]</w:t>
-        <w:br/>
-        <w:t>J --&gt; K[Notify User of Issue]</w:t>
-        <w:br/>
-        <w:t>K --&gt; L[End Process]</w:t>
-        <w:br/>
+        <w:t>A[Diagram generation failed];</w:t>
       </w:r>
     </w:p>
     <w:p>
@@ -233,7 +247,7 @@
         <w:pStyle w:val="ListBullet"/>
       </w:pPr>
       <w:r>
-        <w:t>Mermaid Code Length: 346 characters</w:t>
+        <w:t>Mermaid Code Length: 39 characters</w:t>
       </w:r>
     </w:p>
     <w:p>
@@ -241,7 +255,7 @@
         <w:pStyle w:val="ListBullet"/>
       </w:pPr>
       <w:r>
-        <w:t>Repair Required: No</w:t>
+        <w:t>Repair Required: Yes</w:t>
       </w:r>
     </w:p>
     <w:p>
@@ -249,7 +263,7 @@
         <w:pStyle w:val="ListBullet"/>
       </w:pPr>
       <w:r>
-        <w:t>Total Processing Steps: 7</w:t>
+        <w:t>Total Processing Steps: 8</w:t>
       </w:r>
     </w:p>
     <w:sectPr>
